--- a/por/docx/39.content.docx
+++ b/por/docx/39.content.docx
@@ -19,7 +19,7 @@
         <w:rPr>
           <w:lang w:val="pt_PT" w:bidi="pt_PT"/>
         </w:rPr>
-        <w:t>Resource: Notas de Estudo - Introduções aos Livros (Tyndale)</w:t>
+        <w:t>Resource: Tyndale Open Study Notes</w:t>
       </w:r>
       <w:r>
         <w:rPr>
@@ -112,7 +112,7 @@
         <w:rPr>
           <w:lang w:val="pt_PT" w:bidi="pt_PT"/>
         </w:rPr>
-        <w:t>Notas de Estudo - Introduções aos Livros (Tyndale)</w:t>
+        <w:t>Tyndale Open Study Notes</w:t>
       </w:r>
     </w:p>
     <w:p>

--- a/por/docx/39.content.docx
+++ b/por/docx/39.content.docx
@@ -19,7 +19,7 @@
         <w:rPr>
           <w:lang w:val="pt_PT" w:bidi="pt_PT"/>
         </w:rPr>
-        <w:t>Resource: Tyndale Open Study Notes</w:t>
+        <w:t>Resource: Aquifer Open Study Notes (Book Intros)</w:t>
       </w:r>
       <w:r>
         <w:rPr>
@@ -112,7 +112,7 @@
         <w:rPr>
           <w:lang w:val="pt_PT" w:bidi="pt_PT"/>
         </w:rPr>
-        <w:t>Tyndale Open Study Notes</w:t>
+        <w:t>Aquifer Open Study Notes (Book Intros)</w:t>
       </w:r>
     </w:p>
     <w:p>

--- a/por/docx/39.content.docx
+++ b/por/docx/39.content.docx
@@ -233,18 +233,12 @@
         </w:rPr>
         <w:t>Malaquias teve um ministério multifacetado. Como um pastor sensível, ele ofereceu o amor de Deus a um povo desanimado. Como um teólogo sábio, instruiu o povo de Judá em doutrinas básicas que enfatizavam a natureza de Deus. Como um profeta severo, repreendeu sacerdotes corruptos e advertiu sobre o julgamento de Deus. Como um mentor espiritual, chamou seu povo a uma adoração mais sincera e desafiou-os a viver pelos padrões éticos do pacto de Deus. Malaquias transmite a palavra simples, mas vital, de Deus a Israel: “Eu sempre amei vocês” (</w:t>
       </w:r>
-      <w:hyperlink r:id="rId13">
-        <w:r>
-          <w:rPr>
-            <w:lang w:val="pt_PT" w:bidi="pt_PT"/>
-          </w:rPr>
-          <w:rPr>
-            <w:color w:val="0000EE"/>
-            <w:u w:val="single"/>
-          </w:rPr>
-          <w:t>1.2</w:t>
-        </w:r>
-      </w:hyperlink>
+      <w:r>
+        <w:rPr>
+          <w:lang w:val="pt_PT" w:bidi="pt_PT"/>
+        </w:rPr>
+        <w:t>1.2</w:t>
+      </w:r>
       <w:r>
         <w:rPr>
           <w:lang w:val="pt_PT" w:bidi="pt_PT"/>
@@ -304,108 +298,72 @@
         </w:rPr>
         <w:t>Malaquias confrontou um povo entregue ao cinismo religioso, ceticismo político e desilusão espiritual. Eles esperavam prosperidade (</w:t>
       </w:r>
-      <w:hyperlink r:id="rId14">
-        <w:r>
-          <w:rPr>
-            <w:lang w:val="pt_PT" w:bidi="pt_PT"/>
-          </w:rPr>
-          <w:rPr>
-            <w:color w:val="0000EE"/>
-            <w:u w:val="single"/>
-          </w:rPr>
-          <w:t>Ag 2.7</w:t>
-        </w:r>
-      </w:hyperlink>
+      <w:r>
+        <w:rPr>
+          <w:lang w:val="pt_PT" w:bidi="pt_PT"/>
+        </w:rPr>
+        <w:t>Ag 2.7</w:t>
+      </w:r>
       <w:r>
         <w:rPr>
           <w:lang w:val="pt_PT" w:bidi="pt_PT"/>
         </w:rPr>
         <w:t>,</w:t>
       </w:r>
-      <w:hyperlink r:id="rId15">
-        <w:r>
-          <w:rPr>
-            <w:lang w:val="pt_PT" w:bidi="pt_PT"/>
-          </w:rPr>
-          <w:rPr>
-            <w:color w:val="0000EE"/>
-            <w:u w:val="single"/>
-          </w:rPr>
-          <w:t>18–19</w:t>
-        </w:r>
-      </w:hyperlink>
+      <w:r>
+        <w:rPr>
+          <w:lang w:val="pt_PT" w:bidi="pt_PT"/>
+        </w:rPr>
+        <w:t>18–19</w:t>
+      </w:r>
       <w:r>
         <w:rPr>
           <w:lang w:val="pt_PT" w:bidi="pt_PT"/>
         </w:rPr>
         <w:t>), um rei da linhagem de Davi (</w:t>
       </w:r>
-      <w:hyperlink r:id="rId16">
-        <w:r>
-          <w:rPr>
-            <w:lang w:val="pt_PT" w:bidi="pt_PT"/>
-          </w:rPr>
-          <w:rPr>
-            <w:color w:val="0000EE"/>
-            <w:u w:val="single"/>
-          </w:rPr>
-          <w:t>Ez 34.13</w:t>
-        </w:r>
-      </w:hyperlink>
+      <w:r>
+        <w:rPr>
+          <w:lang w:val="pt_PT" w:bidi="pt_PT"/>
+        </w:rPr>
+        <w:t>Ez 34.13</w:t>
+      </w:r>
       <w:r>
         <w:rPr>
           <w:lang w:val="pt_PT" w:bidi="pt_PT"/>
         </w:rPr>
         <w:t>,</w:t>
       </w:r>
-      <w:hyperlink r:id="rId17">
-        <w:r>
-          <w:rPr>
-            <w:lang w:val="pt_PT" w:bidi="pt_PT"/>
-          </w:rPr>
-          <w:rPr>
-            <w:color w:val="0000EE"/>
-            <w:u w:val="single"/>
-          </w:rPr>
-          <w:t>23–24</w:t>
-        </w:r>
-      </w:hyperlink>
+      <w:r>
+        <w:rPr>
+          <w:lang w:val="pt_PT" w:bidi="pt_PT"/>
+        </w:rPr>
+        <w:t>23–24</w:t>
+      </w:r>
       <w:r>
         <w:rPr>
           <w:lang w:val="pt_PT" w:bidi="pt_PT"/>
         </w:rPr>
         <w:t>), e a nova aliança prometida através de Jeremias (</w:t>
       </w:r>
-      <w:hyperlink r:id="rId18">
-        <w:r>
-          <w:rPr>
-            <w:lang w:val="pt_PT" w:bidi="pt_PT"/>
-          </w:rPr>
-          <w:rPr>
-            <w:color w:val="0000EE"/>
-            <w:u w:val="single"/>
-          </w:rPr>
-          <w:t>Jr 31.23</w:t>
-        </w:r>
-      </w:hyperlink>
+      <w:r>
+        <w:rPr>
+          <w:lang w:val="pt_PT" w:bidi="pt_PT"/>
+        </w:rPr>
+        <w:t>Jr 31.23</w:t>
+      </w:r>
       <w:r>
         <w:rPr>
           <w:lang w:val="pt_PT" w:bidi="pt_PT"/>
         </w:rPr>
         <w:t>,</w:t>
       </w:r>
-      <w:hyperlink r:id="rId19">
-        <w:r>
-          <w:rPr>
-            <w:lang w:val="pt_PT" w:bidi="pt_PT"/>
-          </w:rPr>
-          <w:rPr>
-            <w:color w:val="0000EE"/>
-            <w:u w:val="single"/>
-          </w:rPr>
-          <w:t>31–34</w:t>
-        </w:r>
-      </w:hyperlink>
+      <w:r>
+        <w:rPr>
+          <w:lang w:val="pt_PT" w:bidi="pt_PT"/>
+        </w:rPr>
+        <w:t>31–34</w:t>
+      </w:r>
       <w:r>
         <w:rPr>
           <w:lang w:val="pt_PT" w:bidi="pt_PT"/>
@@ -437,126 +395,84 @@
         </w:rPr>
         <w:t>Malaquias apresenta uma breve teologia de Deus destinada a corrigir o pensamento equivocado do povo de Judá sobre sua relação de aliança com o Senhor. Malaquias introduz sua tese — que Deus ama Israel (</w:t>
       </w:r>
-      <w:hyperlink r:id="rId13">
-        <w:r>
-          <w:rPr>
-            <w:lang w:val="pt_PT" w:bidi="pt_PT"/>
-          </w:rPr>
-          <w:rPr>
-            <w:color w:val="0000EE"/>
-            <w:u w:val="single"/>
-          </w:rPr>
-          <w:t>1.2</w:t>
-        </w:r>
-      </w:hyperlink>
+      <w:r>
+        <w:rPr>
+          <w:lang w:val="pt_PT" w:bidi="pt_PT"/>
+        </w:rPr>
+        <w:t>1.2</w:t>
+      </w:r>
       <w:r>
         <w:rPr>
           <w:lang w:val="pt_PT" w:bidi="pt_PT"/>
         </w:rPr>
         <w:t>) — em sua primeira mensagem (</w:t>
       </w:r>
-      <w:hyperlink r:id="rId20">
-        <w:r>
-          <w:rPr>
-            <w:lang w:val="pt_PT" w:bidi="pt_PT"/>
-          </w:rPr>
-          <w:rPr>
-            <w:color w:val="0000EE"/>
-            <w:u w:val="single"/>
-          </w:rPr>
-          <w:t>1.2–5</w:t>
-        </w:r>
-      </w:hyperlink>
+      <w:r>
+        <w:rPr>
+          <w:lang w:val="pt_PT" w:bidi="pt_PT"/>
+        </w:rPr>
+        <w:t>1.2–5</w:t>
+      </w:r>
       <w:r>
         <w:rPr>
           <w:lang w:val="pt_PT" w:bidi="pt_PT"/>
         </w:rPr>
         <w:t>). O profeta então debate essa tese com seu público nas cinco mensagens que se seguem. A segunda mensagem (</w:t>
       </w:r>
-      <w:hyperlink r:id="rId21">
-        <w:r>
-          <w:rPr>
-            <w:lang w:val="pt_PT" w:bidi="pt_PT"/>
-          </w:rPr>
-          <w:rPr>
-            <w:color w:val="0000EE"/>
-            <w:u w:val="single"/>
-          </w:rPr>
-          <w:t>1.6–2.9</w:t>
-        </w:r>
-      </w:hyperlink>
+      <w:r>
+        <w:rPr>
+          <w:lang w:val="pt_PT" w:bidi="pt_PT"/>
+        </w:rPr>
+        <w:t>1.6–2.9</w:t>
+      </w:r>
       <w:r>
         <w:rPr>
           <w:lang w:val="pt_PT" w:bidi="pt_PT"/>
         </w:rPr>
         <w:t>), direcionada especificamente aos sacerdotes e levitas que servem no Segundo Templo, afirma que Deus é o Senhor e Pai de todo Israel e merece verdadeira adoração. A terceira mensagem (</w:t>
       </w:r>
-      <w:hyperlink r:id="rId22">
-        <w:r>
-          <w:rPr>
-            <w:lang w:val="pt_PT" w:bidi="pt_PT"/>
-          </w:rPr>
-          <w:rPr>
-            <w:color w:val="0000EE"/>
-            <w:u w:val="single"/>
-          </w:rPr>
-          <w:t>2.10–16</w:t>
-        </w:r>
-      </w:hyperlink>
+      <w:r>
+        <w:rPr>
+          <w:lang w:val="pt_PT" w:bidi="pt_PT"/>
+        </w:rPr>
+        <w:t>2.10–16</w:t>
+      </w:r>
       <w:r>
         <w:rPr>
           <w:lang w:val="pt_PT" w:bidi="pt_PT"/>
         </w:rPr>
         <w:t>) estende as implicações do amor de Deus para os relacionamentos humanos, especialmente o casamento. A quarta mensagem (</w:t>
       </w:r>
-      <w:hyperlink r:id="rId23">
-        <w:r>
-          <w:rPr>
-            <w:lang w:val="pt_PT" w:bidi="pt_PT"/>
-          </w:rPr>
-          <w:rPr>
-            <w:color w:val="0000EE"/>
-            <w:u w:val="single"/>
-          </w:rPr>
-          <w:t>2.17–3.5</w:t>
-        </w:r>
-      </w:hyperlink>
+      <w:r>
+        <w:rPr>
+          <w:lang w:val="pt_PT" w:bidi="pt_PT"/>
+        </w:rPr>
+        <w:t>2.17–3.5</w:t>
+      </w:r>
       <w:r>
         <w:rPr>
           <w:lang w:val="pt_PT" w:bidi="pt_PT"/>
         </w:rPr>
         <w:t>) destaca a justiça de Deus, apela por honestidade no discurso e nos negócios, e busca uma genuína preocupação social. A quinta mensagem (</w:t>
       </w:r>
-      <w:hyperlink r:id="rId24">
-        <w:r>
-          <w:rPr>
-            <w:lang w:val="pt_PT" w:bidi="pt_PT"/>
-          </w:rPr>
-          <w:rPr>
-            <w:color w:val="0000EE"/>
-            <w:u w:val="single"/>
-          </w:rPr>
-          <w:t>3.6–12</w:t>
-        </w:r>
-      </w:hyperlink>
+      <w:r>
+        <w:rPr>
+          <w:lang w:val="pt_PT" w:bidi="pt_PT"/>
+        </w:rPr>
+        <w:t>3.6–12</w:t>
+      </w:r>
       <w:r>
         <w:rPr>
           <w:lang w:val="pt_PT" w:bidi="pt_PT"/>
         </w:rPr>
         <w:t>) enfatiza a fidelidade de Deus à sua palavra e convoca Israel a uma fidelidade semelhante na adoração, especialmente na entrega de dízimos e ofertas. A mensagem final (</w:t>
       </w:r>
-      <w:hyperlink r:id="rId25">
-        <w:r>
-          <w:rPr>
-            <w:lang w:val="pt_PT" w:bidi="pt_PT"/>
-          </w:rPr>
-          <w:rPr>
-            <w:color w:val="0000EE"/>
-            <w:u w:val="single"/>
-          </w:rPr>
-          <w:t>3.13–4.3</w:t>
-        </w:r>
-      </w:hyperlink>
+      <w:r>
+        <w:rPr>
+          <w:lang w:val="pt_PT" w:bidi="pt_PT"/>
+        </w:rPr>
+        <w:t>3.13–4.3</w:t>
+      </w:r>
       <w:r>
         <w:rPr>
           <w:lang w:val="pt_PT" w:bidi="pt_PT"/>
@@ -577,36 +493,24 @@
         </w:rPr>
         <w:t>O coração pastoral de Malaquias é evidente em sua pregação: Ele começa e termina com uma mensagem de encorajamento (</w:t>
       </w:r>
-      <w:hyperlink r:id="rId13">
-        <w:r>
-          <w:rPr>
-            <w:lang w:val="pt_PT" w:bidi="pt_PT"/>
-          </w:rPr>
-          <w:rPr>
-            <w:color w:val="0000EE"/>
-            <w:u w:val="single"/>
-          </w:rPr>
-          <w:t>1.2</w:t>
-        </w:r>
-      </w:hyperlink>
+      <w:r>
+        <w:rPr>
+          <w:lang w:val="pt_PT" w:bidi="pt_PT"/>
+        </w:rPr>
+        <w:t>1.2</w:t>
+      </w:r>
       <w:r>
         <w:rPr>
           <w:lang w:val="pt_PT" w:bidi="pt_PT"/>
         </w:rPr>
         <w:t xml:space="preserve">; </w:t>
       </w:r>
-      <w:hyperlink r:id="rId26">
-        <w:r>
-          <w:rPr>
-            <w:lang w:val="pt_PT" w:bidi="pt_PT"/>
-          </w:rPr>
-          <w:rPr>
-            <w:color w:val="0000EE"/>
-            <w:u w:val="single"/>
-          </w:rPr>
-          <w:t>4.2</w:t>
-        </w:r>
-      </w:hyperlink>
+      <w:r>
+        <w:rPr>
+          <w:lang w:val="pt_PT" w:bidi="pt_PT"/>
+        </w:rPr>
+        <w:t>4.2</w:t>
+      </w:r>
       <w:r>
         <w:rPr>
           <w:lang w:val="pt_PT" w:bidi="pt_PT"/>
@@ -638,36 +542,24 @@
         </w:rPr>
         <w:t xml:space="preserve">O livro de Malaquias não menciona explicitamente sua autoria, mas presume-se que o profeta Malaquias tenha escrito seus próprios sermões devido à declaração em </w:t>
       </w:r>
-      <w:hyperlink r:id="rId27">
-        <w:r>
-          <w:rPr>
-            <w:lang w:val="pt_PT" w:bidi="pt_PT"/>
-          </w:rPr>
-          <w:rPr>
-            <w:color w:val="0000EE"/>
-            <w:u w:val="single"/>
-          </w:rPr>
-          <w:t>1.1</w:t>
-        </w:r>
-      </w:hyperlink>
+      <w:r>
+        <w:rPr>
+          <w:lang w:val="pt_PT" w:bidi="pt_PT"/>
+        </w:rPr>
+        <w:t>1.1</w:t>
+      </w:r>
       <w:r>
         <w:rPr>
           <w:lang w:val="pt_PT" w:bidi="pt_PT"/>
         </w:rPr>
         <w:t xml:space="preserve"> (“a mensagem que o Senhor deu... através do profeta Malaquias”). Não sabemos nada sobre Malaquias além deste livro; mesmo nele, a única informação biográfica fornecida é que ele era um profeta (</w:t>
       </w:r>
-      <w:hyperlink r:id="rId27">
-        <w:r>
-          <w:rPr>
-            <w:lang w:val="pt_PT" w:bidi="pt_PT"/>
-          </w:rPr>
-          <w:rPr>
-            <w:color w:val="0000EE"/>
-            <w:u w:val="single"/>
-          </w:rPr>
-          <w:t>1.1</w:t>
-        </w:r>
-      </w:hyperlink>
+      <w:r>
+        <w:rPr>
+          <w:lang w:val="pt_PT" w:bidi="pt_PT"/>
+        </w:rPr>
+        <w:t>1.1</w:t>
+      </w:r>
       <w:r>
         <w:rPr>
           <w:lang w:val="pt_PT" w:bidi="pt_PT"/>
@@ -699,72 +591,48 @@
         </w:rPr>
         <w:t xml:space="preserve">Ao contrário de muitos outros livros proféticos, Malaquias não contém uma fórmula de data que vincule a mensagem do profeta ao reinado de qualquer rei específico (e.g., </w:t>
       </w:r>
-      <w:hyperlink r:id="rId28">
-        <w:r>
-          <w:rPr>
-            <w:lang w:val="pt_PT" w:bidi="pt_PT"/>
-          </w:rPr>
-          <w:rPr>
-            <w:color w:val="0000EE"/>
-            <w:u w:val="single"/>
-          </w:rPr>
-          <w:t>Sf 1.1</w:t>
-        </w:r>
-      </w:hyperlink>
+      <w:r>
+        <w:rPr>
+          <w:lang w:val="pt_PT" w:bidi="pt_PT"/>
+        </w:rPr>
+        <w:t>Sf 1.1</w:t>
+      </w:r>
       <w:r>
         <w:rPr>
           <w:lang w:val="pt_PT" w:bidi="pt_PT"/>
         </w:rPr>
         <w:t xml:space="preserve">; </w:t>
       </w:r>
-      <w:hyperlink r:id="rId29">
-        <w:r>
-          <w:rPr>
-            <w:lang w:val="pt_PT" w:bidi="pt_PT"/>
-          </w:rPr>
-          <w:rPr>
-            <w:color w:val="0000EE"/>
-            <w:u w:val="single"/>
-          </w:rPr>
-          <w:t>Ag 1.1</w:t>
-        </w:r>
-      </w:hyperlink>
+      <w:r>
+        <w:rPr>
+          <w:lang w:val="pt_PT" w:bidi="pt_PT"/>
+        </w:rPr>
+        <w:t>Ag 1.1</w:t>
+      </w:r>
       <w:r>
         <w:rPr>
           <w:lang w:val="pt_PT" w:bidi="pt_PT"/>
         </w:rPr>
         <w:t xml:space="preserve">; </w:t>
       </w:r>
-      <w:hyperlink r:id="rId30">
-        <w:r>
-          <w:rPr>
-            <w:lang w:val="pt_PT" w:bidi="pt_PT"/>
-          </w:rPr>
-          <w:rPr>
-            <w:color w:val="0000EE"/>
-            <w:u w:val="single"/>
-          </w:rPr>
-          <w:t>Zc 1.1</w:t>
-        </w:r>
-      </w:hyperlink>
+      <w:r>
+        <w:rPr>
+          <w:lang w:val="pt_PT" w:bidi="pt_PT"/>
+        </w:rPr>
+        <w:t>Zc 1.1</w:t>
+      </w:r>
       <w:r>
         <w:rPr>
           <w:lang w:val="pt_PT" w:bidi="pt_PT"/>
         </w:rPr>
         <w:t>). A linguagem de Malaquias é semelhante à de Ageu e Zacarias, e parece provável que Malaquias tenha sido um contemporâneo ligeiramente posterior a esses dois profetas. É possível (embora não certo) que a batalha entre os persas e os gregos em Maratona (cerca de 490 a.C.) tenha motivado a mensagem de Malaquias — o profeta pode ter interpretado a luta titânica entre Leste e Oeste como um cumprimento parcial da previsão de Ageu de que Deus estava prestes a “abalar os céus e a terra” e “derrubar tronos reais” (</w:t>
       </w:r>
-      <w:hyperlink r:id="rId31">
-        <w:r>
-          <w:rPr>
-            <w:lang w:val="pt_PT" w:bidi="pt_PT"/>
-          </w:rPr>
-          <w:rPr>
-            <w:color w:val="0000EE"/>
-            <w:u w:val="single"/>
-          </w:rPr>
-          <w:t>Ag 2.21–22</w:t>
-        </w:r>
-      </w:hyperlink>
+      <w:r>
+        <w:rPr>
+          <w:lang w:val="pt_PT" w:bidi="pt_PT"/>
+        </w:rPr>
+        <w:t>Ag 2.21–22</w:t>
+      </w:r>
       <w:r>
         <w:rPr>
           <w:lang w:val="pt_PT" w:bidi="pt_PT"/>
@@ -796,36 +664,24 @@
         </w:rPr>
         <w:t xml:space="preserve">A forma literária das profecias de Malaquias é semelhante a procedimentos legais (ou discursos de julgamento) e disputas. Uma disputa coloca o orador contra seu público em um diálogo combativo. Em Malaquias, a disputa geralmente apresenta (1) uma declaração de verdade feita pelo profeta, (2) uma refutação pelo público formulada como uma pergunta, (3) a resposta do profeta à refutação do público por meio da reafirmação de sua premissa inicial, e (4) a apresentação de evidências adicionais de apoio. O resultado desejado em um processo de aliança e em uma disputa é deixar o oponente sem palavras, removendo todas as bases para argumentação. Este formato retórico de pergunta e argumentação deu origem ao método de diálogo de exposição peculiar às escolas rabínicas posteriores do judaísmo (veja também o método de ensino de Jesus em </w:t>
       </w:r>
-      <w:hyperlink r:id="rId32">
-        <w:r>
-          <w:rPr>
-            <w:lang w:val="pt_PT" w:bidi="pt_PT"/>
-          </w:rPr>
-          <w:rPr>
-            <w:color w:val="0000EE"/>
-            <w:u w:val="single"/>
-          </w:rPr>
-          <w:t>Mt 5.21–22</w:t>
-        </w:r>
-      </w:hyperlink>
+      <w:r>
+        <w:rPr>
+          <w:lang w:val="pt_PT" w:bidi="pt_PT"/>
+        </w:rPr>
+        <w:t>Mt 5.21–22</w:t>
+      </w:r>
       <w:r>
         <w:rPr>
           <w:lang w:val="pt_PT" w:bidi="pt_PT"/>
         </w:rPr>
         <w:t>,</w:t>
       </w:r>
-      <w:hyperlink r:id="rId33">
-        <w:r>
-          <w:rPr>
-            <w:lang w:val="pt_PT" w:bidi="pt_PT"/>
-          </w:rPr>
-          <w:rPr>
-            <w:color w:val="0000EE"/>
-            <w:u w:val="single"/>
-          </w:rPr>
-          <w:t>27–28</w:t>
-        </w:r>
-      </w:hyperlink>
+      <w:r>
+        <w:rPr>
+          <w:lang w:val="pt_PT" w:bidi="pt_PT"/>
+        </w:rPr>
+        <w:t>27–28</w:t>
+      </w:r>
       <w:r>
         <w:rPr>
           <w:lang w:val="pt_PT" w:bidi="pt_PT"/>
